--- a/docs/학생용 빠른 시작 안내 (1쪽).docx
+++ b/docs/학생용 빠른 시작 안내 (1쪽).docx
@@ -65,10 +65,10 @@
     </w:p>
     <w:p>
       <w:pPr>
-        <w:spacing w:after="140"/>
+        <w:spacing w:after="40"/>
         <w:jc w:val="center"/>
       </w:pPr>
-      <w:hyperlink w:history="1" r:id="rIdpemr8admtcjesgixf0oen">
+      <w:hyperlink w:history="1" r:id="rIdxefki9smqu-56p22ig_kj">
         <w:r>
           <w:rPr>
             <w:rStyle w:val="Hyperlink"/>
@@ -80,6 +80,66 @@
           <w:t xml:space="preserve">https://jp5678.github.io/Core-Nursing-Skills/</w:t>
         </w:r>
       </w:hyperlink>
+    </w:p>
+    <w:p>
+      <w:pPr>
+        <w:spacing w:after="40"/>
+        <w:jc w:val="center"/>
+      </w:pPr>
+      <w:r>
+        <w:drawing>
+          <wp:inline distT="0" distB="0" distL="0" distR="0">
+            <wp:extent cx="914400" cy="914400"/>
+            <wp:effectExtent t="0" r="0" b="0" l="0"/>
+            <wp:docPr id="1" name="qr" descr="플랫폼 접속 QR 코드" title="QR"/>
+            <wp:cNvGraphicFramePr>
+              <a:graphicFrameLocks xmlns:a="http://schemas.openxmlformats.org/drawingml/2006/main" noChangeAspect="1"/>
+            </wp:cNvGraphicFramePr>
+            <a:graphic xmlns:a="http://schemas.openxmlformats.org/drawingml/2006/main">
+              <a:graphicData uri="http://schemas.openxmlformats.org/drawingml/2006/picture">
+                <pic:pic xmlns:pic="http://schemas.openxmlformats.org/drawingml/2006/picture">
+                  <pic:nvPicPr>
+                    <pic:cNvPr id="0" name="" descr=""/>
+                    <pic:cNvPicPr>
+                      <a:picLocks noChangeAspect="1" noChangeArrowheads="1"/>
+                    </pic:cNvPicPr>
+                  </pic:nvPicPr>
+                  <pic:blipFill>
+                    <a:blip r:embed="rId7" cstate="none"/>
+                    <a:srcRect/>
+                    <a:stretch>
+                      <a:fillRect/>
+                    </a:stretch>
+                  </pic:blipFill>
+                  <pic:spPr bwMode="auto">
+                    <a:xfrm>
+                      <a:off x="0" y="0"/>
+                      <a:ext cx="914400" cy="914400"/>
+                    </a:xfrm>
+                    <a:prstGeom prst="rect">
+                      <a:avLst/>
+                    </a:prstGeom>
+                  </pic:spPr>
+                </pic:pic>
+              </a:graphicData>
+            </a:graphic>
+          </wp:inline>
+        </w:drawing>
+      </w:r>
+    </w:p>
+    <w:p>
+      <w:pPr>
+        <w:spacing w:after="100"/>
+        <w:jc w:val="center"/>
+      </w:pPr>
+      <w:r>
+        <w:rPr>
+          <w:color w:val="777777"/>
+          <w:sz w:val="17"/>
+          <w:szCs w:val="17"/>
+        </w:rPr>
+        <w:t xml:space="preserve">스마트폰 카메라로 QR을 찍으면 바로 접속됩니다</w:t>
+      </w:r>
     </w:p>
     <w:tbl>
       <w:tblPr>

--- a/docs/학생용 빠른 시작 안내 (1쪽).docx
+++ b/docs/학생용 빠른 시작 안내 (1쪽).docx
@@ -45,7 +45,7 @@
           <w:sz w:val="20"/>
           <w:szCs w:val="20"/>
         </w:rPr>
-        <w:t xml:space="preserve">핵심기본간호술 20개 항목 학습 · 퀴즈 · 수료증까지 한 곳에서</w:t>
+        <w:t xml:space="preserve">핵심기본간호술 20개 항목 학습 · 퀴즈 · 과제 · 수료증까지 한 곳에서</w:t>
       </w:r>
     </w:p>
     <w:p>
@@ -68,7 +68,7 @@
         <w:spacing w:after="40"/>
         <w:jc w:val="center"/>
       </w:pPr>
-      <w:hyperlink w:history="1" r:id="rIdxefki9smqu-56p22ig_kj">
+      <w:hyperlink w:history="1" r:id="rIdi9gsqd5vg0josn6mbheqn">
         <w:r>
           <w:rPr>
             <w:rStyle w:val="Hyperlink"/>
@@ -129,7 +129,7 @@
     </w:p>
     <w:p>
       <w:pPr>
-        <w:spacing w:after="100"/>
+        <w:spacing w:after="70"/>
         <w:jc w:val="center"/>
       </w:pPr>
       <w:r>
@@ -610,6 +610,117 @@
                 <w:sz w:val="22"/>
                 <w:szCs w:val="22"/>
               </w:rPr>
+              <w:t xml:space="preserve">과제 — 확인하고 제출하기</w:t>
+            </w:r>
+          </w:p>
+        </w:tc>
+      </w:tr>
+    </w:tbl>
+    <w:p>
+      <w:pPr>
+        <w:spacing w:before="60"/>
+      </w:pPr>
+    </w:p>
+    <w:p>
+      <w:pPr>
+        <w:pStyle w:val="ListParagraph"/>
+        <w:numPr>
+          <w:ilvl w:val="0"/>
+          <w:numId w:val="2"/>
+        </w:numPr>
+        <w:spacing w:after="40"/>
+      </w:pPr>
+      <w:r>
+        <w:rPr>
+          <w:b/>
+          <w:bCs/>
+        </w:rPr>
+        <w:t xml:space="preserve">[과제]</w:t>
+      </w:r>
+      <w:r>
+        <w:t xml:space="preserve"> 메뉴에서 교수님이 낸 과제와 마감일을 확인하고, </w:t>
+      </w:r>
+      <w:r>
+        <w:rPr>
+          <w:b/>
+          <w:bCs/>
+        </w:rPr>
+        <w:t xml:space="preserve">[제출하기]</w:t>
+      </w:r>
+      <w:r>
+        <w:t xml:space="preserve">로 내용을 작성하거나 링크(구글 드라이브 등)를 첨부해 제출합니다.</w:t>
+      </w:r>
+    </w:p>
+    <w:p>
+      <w:pPr>
+        <w:pStyle w:val="ListParagraph"/>
+        <w:numPr>
+          <w:ilvl w:val="0"/>
+          <w:numId w:val="2"/>
+        </w:numPr>
+        <w:spacing w:after="40"/>
+      </w:pPr>
+      <w:r>
+        <w:t xml:space="preserve">다시 제출하면 이전 제출물을 대체하므로 마감 전까지 수정할 수 있습니다.</w:t>
+      </w:r>
+    </w:p>
+    <w:p>
+      <w:pPr>
+        <w:spacing w:after="60"/>
+      </w:pPr>
+    </w:p>
+    <w:tbl>
+      <w:tblPr>
+        <w:tblW w:type="dxa" w:w="9746"/>
+        <w:tblBorders>
+          <w:top w:val="single" w:color="auto" w:sz="4"/>
+          <w:left w:val="single" w:color="auto" w:sz="4"/>
+          <w:bottom w:val="single" w:color="auto" w:sz="4"/>
+          <w:right w:val="single" w:color="auto" w:sz="4"/>
+          <w:insideH w:val="single" w:color="auto" w:sz="4"/>
+          <w:insideV w:val="single" w:color="auto" w:sz="4"/>
+        </w:tblBorders>
+      </w:tblPr>
+      <w:tblGrid>
+        <w:gridCol w:w="9746"/>
+      </w:tblGrid>
+      <w:tr>
+        <w:tc>
+          <w:tcPr>
+            <w:tcW w:type="dxa" w:w="9746"/>
+            <w:tcBorders>
+              <w:top w:val="none" w:color="FFFFFF" w:sz="0"/>
+              <w:left w:val="none" w:color="FFFFFF" w:sz="0"/>
+              <w:bottom w:val="none" w:color="FFFFFF" w:sz="0"/>
+              <w:right w:val="none" w:color="FFFFFF" w:sz="0"/>
+            </w:tcBorders>
+            <w:shd w:fill="E3F1F5" w:val="clear"/>
+            <w:tcMar>
+              <w:top w:type="dxa" w:w="50"/>
+              <w:left w:type="dxa" w:w="120"/>
+              <w:bottom w:type="dxa" w:w="50"/>
+              <w:right w:type="dxa" w:w="120"/>
+            </w:tcMar>
+          </w:tcPr>
+          <w:p>
+            <w:r>
+              <w:rPr>
+                <w:b/>
+                <w:bCs/>
+                <w:color w:val="0E7490"/>
+                <w:sz w:val="22"/>
+                <w:szCs w:val="22"/>
+              </w:rPr>
+              <w:t xml:space="preserve">STEP 5  </w:t>
+            </w:r>
+            <w:r>
+              <w:rPr>
+                <w:b/>
+                <w:bCs/>
+                <w:color w:val="0C4A5E"/>
+                <w:sz w:val="22"/>
+                <w:szCs w:val="22"/>
+              </w:rPr>
               <w:t xml:space="preserve">수료증 — 20개 전 항목 이수 시</w:t>
             </w:r>
           </w:p>
@@ -631,18 +742,8 @@
         <w:spacing w:after="40"/>
       </w:pPr>
       <w:r>
-        <w:t xml:space="preserve">20개 술기를 모두 이수하면 교수님이 수료증을 발급합니다.</w:t>
-      </w:r>
-    </w:p>
-    <w:p>
-      <w:pPr>
-        <w:pStyle w:val="ListParagraph"/>
-        <w:numPr>
-          <w:ilvl w:val="0"/>
-          <w:numId w:val="2"/>
-        </w:numPr>
-        <w:spacing w:after="40"/>
-      </w:pPr>
+        <w:t xml:space="preserve">20개 술기를 모두 이수하면 교수님이 수료증을 발급합니다. </w:t>
+      </w:r>
       <w:r>
         <w:rPr>
           <w:b/>
@@ -661,12 +762,12 @@
         <w:t xml:space="preserve">[수료증 보기 / 출력]</w:t>
       </w:r>
       <w:r>
-        <w:t xml:space="preserve"> 으로 인쇄하거나 PDF로 저장할 수 있습니다.</w:t>
-      </w:r>
-    </w:p>
-    <w:p>
-      <w:pPr>
-        <w:spacing w:after="80"/>
+        <w:t xml:space="preserve"> 으로 인쇄·PDF 저장이 가능합니다.</w:t>
+      </w:r>
+    </w:p>
+    <w:p>
+      <w:pPr>
+        <w:spacing w:after="60"/>
       </w:pPr>
     </w:p>
     <w:p>

--- a/docs/학생용 빠른 시작 안내 (1쪽).docx
+++ b/docs/학생용 빠른 시작 안내 (1쪽).docx
@@ -68,7 +68,7 @@
         <w:spacing w:after="40"/>
         <w:jc w:val="center"/>
       </w:pPr>
-      <w:hyperlink w:history="1" r:id="rIdi9gsqd5vg0josn6mbheqn">
+      <w:hyperlink w:history="1" r:id="rIdeq5eejaafkbah9bvtynmk">
         <w:r>
           <w:rPr>
             <w:rStyle w:val="Hyperlink"/>
@@ -255,7 +255,7 @@
         <w:t xml:space="preserve">※ 교수님이 명단에 등록한 이메일</w:t>
       </w:r>
       <w:r>
-        <w:t xml:space="preserve">과 같은 Google 계정이어야 합니다. “등록되어 있지 않습니다”가 뜨면 교수님께 이메일 등록을 요청하세요.</w:t>
+        <w:t xml:space="preserve">과 같은 Google 계정이어야 합니다. “등록되어 있지 않습니다”가 뜨면 정종필 교수님께 이메일 등록을 요청하세요.</w:t>
       </w:r>
     </w:p>
     <w:p>
